--- a/output/summary/measurement/FederatedGqlBreakDown-measurement.docx
+++ b/output/summary/measurement/FederatedGqlBreakDown-measurement.docx
@@ -2061,7 +2061,7 @@
                 <w:color w:val="373737"/>
                 <w:sz w:val="18"/>
               </w:rPr>
-              <w:t>critical path A → E-01 → G-01 → G-03</w:t>
+              <w:t>critical path A → E-01 → G-01 → G-04</w:t>
             </w:r>
           </w:p>
         </w:tc>
@@ -2378,7 +2378,7 @@
                 <w:color w:val="373737"/>
                 <w:sz w:val="18"/>
               </w:rPr>
-              <w:t>G-01–G-02</w:t>
+              <w:t>G-01–G-02, G-04</w:t>
             </w:r>
           </w:p>
         </w:tc>
@@ -2397,7 +2397,7 @@
                 <w:color w:val="373737"/>
                 <w:sz w:val="18"/>
               </w:rPr>
-              <w:t>field resolvers</w:t>
+              <w:t>field resolvers (G-04 recommended, PO-gated). Test coverage/parity tracked outside this Jira pipeline, created manually.</w:t>
             </w:r>
           </w:p>
         </w:tc>
@@ -2417,7 +2417,7 @@
                 <w:color w:val="373737"/>
                 <w:sz w:val="18"/>
               </w:rPr>
-              <w:t>5</w:t>
+              <w:t>post-launch</w:t>
             </w:r>
           </w:p>
         </w:tc>
@@ -2435,71 +2435,12 @@
                 <w:color w:val="373737"/>
                 <w:sz w:val="18"/>
               </w:rPr>
-              <w:t>G-03</w:t>
+              <w:t>F-01, H-01</w:t>
             </w:r>
           </w:p>
         </w:tc>
         <w:tc>
           <w:tcPr>
-            <w:vAlign w:val="top"/>
-            <w:tcW w:w="7920" w:type="dxa"/>
-          </w:tcPr>
-          <w:p>
-            <w:pPr>
-              <w:jc w:val="left"/>
-            </w:pPr>
-            <w:r>
-              <w:rPr>
-                <w:color w:val="373737"/>
-                <w:sz w:val="18"/>
-              </w:rPr>
-              <w:t>tests &amp; parity</w:t>
-            </w:r>
-          </w:p>
-        </w:tc>
-      </w:tr>
-      <w:tr>
-        <w:tc>
-          <w:tcPr>
-            <w:shd w:val="clear" w:color="auto" w:fill="F5F8FF"/>
-            <w:vAlign w:val="top"/>
-            <w:tcW w:w="1296" w:type="dxa"/>
-          </w:tcPr>
-          <w:p>
-            <w:pPr>
-              <w:jc w:val="left"/>
-            </w:pPr>
-            <w:r>
-              <w:rPr>
-                <w:color w:val="373737"/>
-                <w:sz w:val="18"/>
-              </w:rPr>
-              <w:t>post-launch</w:t>
-            </w:r>
-          </w:p>
-        </w:tc>
-        <w:tc>
-          <w:tcPr>
-            <w:shd w:val="clear" w:color="auto" w:fill="F5F8FF"/>
-            <w:vAlign w:val="top"/>
-            <w:tcW w:w="2160" w:type="dxa"/>
-          </w:tcPr>
-          <w:p>
-            <w:pPr>
-              <w:jc w:val="left"/>
-            </w:pPr>
-            <w:r>
-              <w:rPr>
-                <w:color w:val="373737"/>
-                <w:sz w:val="18"/>
-              </w:rPr>
-              <w:t>F-01, F-02</w:t>
-            </w:r>
-          </w:p>
-        </w:tc>
-        <w:tc>
-          <w:tcPr>
-            <w:shd w:val="clear" w:color="auto" w:fill="F5F8FF"/>
             <w:vAlign w:val="top"/>
             <w:tcW w:w="7920" w:type="dxa"/>
           </w:tcPr>

--- a/output/summary/measurement/FederatedGqlBreakDown-measurement.docx
+++ b/output/summary/measurement/FederatedGqlBreakDown-measurement.docx
@@ -1644,7 +1644,7 @@
                 <w:color w:val="373737"/>
                 <w:sz w:val="18"/>
               </w:rPr>
-              <w:t>6</w:t>
+              <w:t>5</w:t>
             </w:r>
           </w:p>
         </w:tc>
@@ -1663,7 +1663,7 @@
                 <w:color w:val="373737"/>
                 <w:sz w:val="18"/>
               </w:rPr>
-              <w:t>8–17d</w:t>
+              <w:t>7–14d</w:t>
             </w:r>
           </w:p>
         </w:tc>
@@ -1719,7 +1719,7 @@
                 <w:color w:val="373737"/>
                 <w:sz w:val="18"/>
               </w:rPr>
-              <w:t>1</w:t>
+              <w:t>2</w:t>
             </w:r>
           </w:p>
         </w:tc>
@@ -1737,7 +1737,7 @@
                 <w:color w:val="373737"/>
                 <w:sz w:val="18"/>
               </w:rPr>
-              <w:t>1–2d</w:t>
+              <w:t>2–5d</w:t>
             </w:r>
           </w:p>
         </w:tc>
@@ -3302,7 +3302,7 @@
                 <w:rFonts w:ascii="Courier New" w:hAnsi="Courier New"/>
                 <w:sz w:val="18"/>
               </w:rPr>
-              <w:t>G-04</w:t>
+              <w:t>G-05</w:t>
             </w:r>
             <w:r>
               <w:rPr>
@@ -3316,7 +3316,7 @@
                 <w:rFonts w:ascii="Courier New" w:hAnsi="Courier New"/>
                 <w:sz w:val="18"/>
               </w:rPr>
-              <w:t>G-05</w:t>
+              <w:t>G-06</w:t>
             </w:r>
             <w:r>
               <w:rPr>
@@ -3330,7 +3330,7 @@
                 <w:rFonts w:ascii="Courier New" w:hAnsi="Courier New"/>
                 <w:sz w:val="18"/>
               </w:rPr>
-              <w:t>G-06</w:t>
+              <w:t>G-07</w:t>
             </w:r>
             <w:r>
               <w:rPr>
@@ -3344,7 +3344,7 @@
                 <w:rFonts w:ascii="Courier New" w:hAnsi="Courier New"/>
                 <w:sz w:val="18"/>
               </w:rPr>
-              <w:t>G-07</w:t>
+              <w:t>H-02</w:t>
             </w:r>
           </w:p>
         </w:tc>
@@ -3359,10 +3359,17 @@
             </w:pPr>
             <w:r>
               <w:rPr>
-                <w:color w:val="373737"/>
-                <w:sz w:val="18"/>
-              </w:rPr>
-              <w:t>—</w:t>
+                <w:rFonts w:ascii="Courier New" w:hAnsi="Courier New"/>
+                <w:sz w:val="18"/>
+              </w:rPr>
+              <w:t>H-02</w:t>
+            </w:r>
+            <w:r>
+              <w:rPr>
+                <w:color w:val="373737"/>
+                <w:sz w:val="18"/>
+              </w:rPr>
+              <w:t xml:space="preserve"> → ⛔ BLOCKED-BY sample</w:t>
             </w:r>
           </w:p>
         </w:tc>
@@ -3380,7 +3387,7 @@
                 <w:color w:val="373737"/>
                 <w:sz w:val="18"/>
               </w:rPr>
-              <w:t>✏️ Mutations · 🧪 Field Resolvers &amp; Tests</w:t>
+              <w:t>✏️ Mutations · 🧪 Field Resolvers &amp; Tests · 🧬 Entity Resolution</w:t>
             </w:r>
           </w:p>
         </w:tc>
@@ -4918,7 +4925,7 @@
                 <w:rFonts w:ascii="Courier New" w:hAnsi="Courier New"/>
                 <w:sz w:val="18"/>
               </w:rPr>
-              <w:t>G-04</w:t>
+              <w:t>G-05</w:t>
             </w:r>
             <w:r>
               <w:rPr>
@@ -4970,7 +4977,7 @@
                 <w:rFonts w:ascii="Courier New" w:hAnsi="Courier New"/>
                 <w:sz w:val="18"/>
               </w:rPr>
-              <w:t>G-05</w:t>
+              <w:t>G-06</w:t>
             </w:r>
             <w:r>
               <w:rPr>
@@ -5024,7 +5031,7 @@
                 <w:rFonts w:ascii="Courier New" w:hAnsi="Courier New"/>
                 <w:sz w:val="18"/>
               </w:rPr>
-              <w:t>G-06</w:t>
+              <w:t>G-07</w:t>
             </w:r>
             <w:r>
               <w:rPr>
@@ -5076,14 +5083,14 @@
                 <w:rFonts w:ascii="Courier New" w:hAnsi="Courier New"/>
                 <w:sz w:val="18"/>
               </w:rPr>
-              <w:t>G-07</w:t>
-            </w:r>
-            <w:r>
-              <w:rPr>
-                <w:color w:val="373737"/>
-                <w:sz w:val="18"/>
-              </w:rPr>
-              <w:t xml:space="preserve"> (1–2d)</w:t>
+              <w:t>H-01</w:t>
+            </w:r>
+            <w:r>
+              <w:rPr>
+                <w:color w:val="373737"/>
+                <w:sz w:val="18"/>
+              </w:rPr>
+              <w:t xml:space="preserve"> (1–2d) ⛔</w:t>
             </w:r>
           </w:p>
         </w:tc>
@@ -5130,7 +5137,7 @@
                 <w:rFonts w:ascii="Courier New" w:hAnsi="Courier New"/>
                 <w:sz w:val="18"/>
               </w:rPr>
-              <w:t>H-01</w:t>
+              <w:t>H-02</w:t>
             </w:r>
             <w:r>
               <w:rPr>
@@ -5518,20 +5525,6 @@
           <w:rFonts w:ascii="Courier New" w:hAnsi="Courier New"/>
           <w:sz w:val="19"/>
         </w:rPr>
-        <w:t>G-04</w:t>
-      </w:r>
-      <w:r>
-        <w:rPr>
-          <w:color w:val="373737"/>
-          <w:sz w:val="19"/>
-        </w:rPr>
-        <w:t xml:space="preserve"> → </w:t>
-      </w:r>
-      <w:r>
-        <w:rPr>
-          <w:rFonts w:ascii="Courier New" w:hAnsi="Courier New"/>
-          <w:sz w:val="19"/>
-        </w:rPr>
         <w:t>G-05</w:t>
       </w:r>
       <w:r>
@@ -5575,6 +5568,20 @@
           <w:sz w:val="19"/>
         </w:rPr>
         <w:t>H-01</w:t>
+      </w:r>
+      <w:r>
+        <w:rPr>
+          <w:color w:val="373737"/>
+          <w:sz w:val="19"/>
+        </w:rPr>
+        <w:t xml:space="preserve"> → </w:t>
+      </w:r>
+      <w:r>
+        <w:rPr>
+          <w:rFonts w:ascii="Courier New" w:hAnsi="Courier New"/>
+          <w:sz w:val="19"/>
+        </w:rPr>
+        <w:t>H-02</w:t>
       </w:r>
     </w:p>
     <w:p>
@@ -12072,7 +12079,7 @@
           <w:color w:val="0A4023"/>
           <w:sz w:val="22"/>
         </w:rPr>
-        <w:t>🧪 Phase G — Field Resolvers &amp; Tests  (6 stories)</w:t>
+        <w:t>🧪 Phase G — Field Resolvers &amp; Tests  (5 stories)</w:t>
       </w:r>
     </w:p>
     <w:tbl>
@@ -13558,280 +13565,6 @@
           </w:p>
         </w:tc>
       </w:tr>
-      <w:tr>
-        <w:tc>
-          <w:tcPr>
-            <w:shd w:val="clear" w:color="auto" w:fill="F5F8FF"/>
-            <w:tcW w:w="2448" w:type="dxa"/>
-          </w:tcPr>
-          <w:p>
-            <w:pPr>
-              <w:spacing w:after="20"/>
-            </w:pPr>
-            <w:r>
-              <w:rPr>
-                <w:sz w:val="18"/>
-              </w:rPr>
-              <w:t xml:space="preserve">🔸 </w:t>
-            </w:r>
-            <w:r>
-              <w:rPr>
-                <w:rFonts w:ascii="Courier New" w:hAnsi="Courier New"/>
-                <w:b/>
-                <w:color w:val="1F497D"/>
-                <w:sz w:val="17"/>
-              </w:rPr>
-              <w:t>MST-BE-G-04</w:t>
-            </w:r>
-          </w:p>
-          <w:p>
-            <w:pPr>
-              <w:spacing w:after="20"/>
-            </w:pPr>
-            <w:r>
-              <w:rPr>
-                <w:rFonts w:ascii="Courier New" w:hAnsi="Courier New"/>
-                <w:sz w:val="17"/>
-              </w:rPr>
-              <w:t>SampleMeasurementSet.sample</w:t>
-            </w:r>
-            <w:r>
-              <w:rPr>
-                <w:color w:val="373737"/>
-                <w:sz w:val="17"/>
-              </w:rPr>
-              <w:t xml:space="preserve"> forward reference (recommended, PO-gated)</w:t>
-            </w:r>
-          </w:p>
-        </w:tc>
-        <w:tc>
-          <w:tcPr>
-            <w:shd w:val="clear" w:color="auto" w:fill="F5F8FF"/>
-            <w:tcW w:w="1152" w:type="dxa"/>
-          </w:tcPr>
-          <w:p>
-            <w:pPr>
-              <w:spacing w:after="20"/>
-            </w:pPr>
-            <w:r>
-              <w:rPr>
-                <w:color w:val="1E7A34"/>
-                <w:sz w:val="17"/>
-              </w:rPr>
-              <w:t>🟢 Low [XS]</w:t>
-            </w:r>
-          </w:p>
-        </w:tc>
-        <w:tc>
-          <w:tcPr>
-            <w:shd w:val="clear" w:color="auto" w:fill="F5F8FF"/>
-            <w:tcW w:w="1872" w:type="dxa"/>
-          </w:tcPr>
-          <w:p>
-            <w:pPr>
-              <w:spacing w:after="20"/>
-            </w:pPr>
-            <w:r>
-              <w:rPr>
-                <w:color w:val="444444"/>
-                <w:sz w:val="17"/>
-              </w:rPr>
-              <w:t>Field Resolver</w:t>
-            </w:r>
-          </w:p>
-          <w:p>
-            <w:pPr>
-              <w:spacing w:after="20"/>
-            </w:pPr>
-            <w:r>
-              <w:rPr>
-                <w:color w:val="444444"/>
-                <w:sz w:val="16"/>
-              </w:rPr>
-              <w:t xml:space="preserve">Calls: </w:t>
-            </w:r>
-            <w:r>
-              <w:rPr>
-                <w:color w:val="373737"/>
-                <w:sz w:val="16"/>
-              </w:rPr>
-              <w:t>sample</w:t>
-            </w:r>
-          </w:p>
-        </w:tc>
-        <w:tc>
-          <w:tcPr>
-            <w:shd w:val="clear" w:color="auto" w:fill="F5F8FF"/>
-            <w:tcW w:w="1368" w:type="dxa"/>
-          </w:tcPr>
-          <w:p>
-            <w:pPr>
-              <w:spacing w:after="20"/>
-            </w:pPr>
-            <w:r>
-              <w:rPr>
-                <w:color w:val="444444"/>
-                <w:sz w:val="17"/>
-              </w:rPr>
-              <w:t>B-02 (carries B-05 `getSampleMeasurement`, grouped-XS merged)</w:t>
-            </w:r>
-          </w:p>
-        </w:tc>
-        <w:tc>
-          <w:tcPr>
-            <w:shd w:val="clear" w:color="auto" w:fill="F5F8FF"/>
-            <w:tcW w:w="5976" w:type="dxa"/>
-          </w:tcPr>
-          <w:p>
-            <w:pPr>
-              <w:spacing w:after="20"/>
-            </w:pPr>
-            <w:r>
-              <w:rPr>
-                <w:b/>
-                <w:color w:val="373737"/>
-                <w:sz w:val="17"/>
-              </w:rPr>
-              <w:t xml:space="preserve">Intent — </w:t>
-            </w:r>
-            <w:r>
-              <w:rPr>
-                <w:color w:val="373737"/>
-                <w:sz w:val="17"/>
-              </w:rPr>
-              <w:t xml:space="preserve">Adds </w:t>
-            </w:r>
-            <w:r>
-              <w:rPr>
-                <w:rFonts w:ascii="Courier New" w:hAnsi="Courier New"/>
-                <w:sz w:val="17"/>
-              </w:rPr>
-              <w:t>sample { … }</w:t>
-            </w:r>
-            <w:r>
-              <w:rPr>
-                <w:color w:val="373737"/>
-                <w:sz w:val="17"/>
-              </w:rPr>
-              <w:t xml:space="preserve"> on the sample measurement set — the forward twin of the existing</w:t>
-            </w:r>
-          </w:p>
-          <w:p>
-            <w:pPr>
-              <w:spacing w:after="20"/>
-            </w:pPr>
-            <w:r>
-              <w:rPr>
-                <w:b/>
-                <w:color w:val="373737"/>
-                <w:sz w:val="17"/>
-              </w:rPr>
-              <w:t xml:space="preserve">Today — </w:t>
-            </w:r>
-            <w:r>
-              <w:rPr>
-                <w:color w:val="373737"/>
-                <w:sz w:val="17"/>
-              </w:rPr>
-              <w:t>schema adds sample: SampleV2 on SampleMeasurementSet; resolver emits</w:t>
-            </w:r>
-          </w:p>
-          <w:p>
-            <w:pPr>
-              <w:spacing w:after="20"/>
-            </w:pPr>
-            <w:r>
-              <w:rPr>
-                <w:b/>
-                <w:color w:val="373737"/>
-                <w:sz w:val="17"/>
-              </w:rPr>
-              <w:t>Done when:</w:t>
-            </w:r>
-          </w:p>
-          <w:p>
-            <w:pPr>
-              <w:spacing w:after="20"/>
-              <w:ind w:left="173"/>
-            </w:pPr>
-            <w:r>
-              <w:rPr>
-                <w:color w:val="444444"/>
-                <w:sz w:val="17"/>
-              </w:rPr>
-              <w:t xml:space="preserve">• </w:t>
-            </w:r>
-            <w:r>
-              <w:rPr>
-                <w:color w:val="373737"/>
-                <w:sz w:val="17"/>
-              </w:rPr>
-              <w:t>PO approval recorded (OQ-5) before implementation starts</w:t>
-            </w:r>
-          </w:p>
-          <w:p>
-            <w:pPr>
-              <w:spacing w:after="20"/>
-              <w:ind w:left="173"/>
-            </w:pPr>
-            <w:r>
-              <w:rPr>
-                <w:color w:val="444444"/>
-                <w:sz w:val="17"/>
-              </w:rPr>
-              <w:t xml:space="preserve">• </w:t>
-            </w:r>
-            <w:r>
-              <w:rPr>
-                <w:rFonts w:ascii="Courier New" w:hAnsi="Courier New"/>
-                <w:sz w:val="17"/>
-              </w:rPr>
-              <w:t>sample { id }</w:t>
-            </w:r>
-            <w:r>
-              <w:rPr>
-                <w:color w:val="373737"/>
-                <w:sz w:val="17"/>
-              </w:rPr>
-              <w:t xml:space="preserve"> resolves as a stub; </w:t>
-            </w:r>
-            <w:r>
-              <w:rPr>
-                <w:rFonts w:ascii="Courier New" w:hAnsi="Courier New"/>
-                <w:sz w:val="17"/>
-              </w:rPr>
-              <w:t>sampleId</w:t>
-            </w:r>
-            <w:r>
-              <w:rPr>
-                <w:color w:val="373737"/>
-                <w:sz w:val="17"/>
-              </w:rPr>
-              <w:t xml:space="preserve"> unchanged</w:t>
-            </w:r>
-          </w:p>
-          <w:p>
-            <w:pPr>
-              <w:spacing w:after="20"/>
-              <w:ind w:left="173"/>
-            </w:pPr>
-            <w:r>
-              <w:rPr>
-                <w:color w:val="444444"/>
-                <w:sz w:val="17"/>
-              </w:rPr>
-              <w:t xml:space="preserve">• </w:t>
-            </w:r>
-            <w:r>
-              <w:rPr>
-                <w:color w:val="373737"/>
-                <w:sz w:val="17"/>
-              </w:rPr>
-              <w:t>Pairs cleanly with MST-BE-H-01 (no circular resolution at the gateway — verified by a two-hop smoke query)</w:t>
-            </w:r>
-          </w:p>
-        </w:tc>
-      </w:tr>
     </w:tbl>
     <w:p/>
     <w:p>
@@ -13845,7 +13578,7 @@
           <w:color w:val="333333"/>
           <w:sz w:val="22"/>
         </w:rPr>
-        <w:t>🧬 Phase H — Entity Resolution  (1 story)</w:t>
+        <w:t>🧬 Phase H — Entity Resolution  (2 stories)</w:t>
       </w:r>
     </w:p>
     <w:tbl>
@@ -14188,6 +13921,280 @@
                 <w:sz w:val="17"/>
               </w:rPr>
               <w:t>Parity vs current</w:t>
+            </w:r>
+          </w:p>
+        </w:tc>
+      </w:tr>
+      <w:tr>
+        <w:tc>
+          <w:tcPr>
+            <w:shd w:val="clear" w:color="auto" w:fill="F5F8FF"/>
+            <w:tcW w:w="2448" w:type="dxa"/>
+          </w:tcPr>
+          <w:p>
+            <w:pPr>
+              <w:spacing w:after="20"/>
+            </w:pPr>
+            <w:r>
+              <w:rPr>
+                <w:sz w:val="18"/>
+              </w:rPr>
+              <w:t xml:space="preserve">🔸 </w:t>
+            </w:r>
+            <w:r>
+              <w:rPr>
+                <w:rFonts w:ascii="Courier New" w:hAnsi="Courier New"/>
+                <w:b/>
+                <w:color w:val="1F497D"/>
+                <w:sz w:val="17"/>
+              </w:rPr>
+              <w:t>MST-BE-H-02</w:t>
+            </w:r>
+          </w:p>
+          <w:p>
+            <w:pPr>
+              <w:spacing w:after="20"/>
+            </w:pPr>
+            <w:r>
+              <w:rPr>
+                <w:rFonts w:ascii="Courier New" w:hAnsi="Courier New"/>
+                <w:sz w:val="17"/>
+              </w:rPr>
+              <w:t>SampleMeasurementSet.sample</w:t>
+            </w:r>
+            <w:r>
+              <w:rPr>
+                <w:color w:val="373737"/>
+                <w:sz w:val="17"/>
+              </w:rPr>
+              <w:t xml:space="preserve"> forward reference (recommended, PO-gated)</w:t>
+            </w:r>
+          </w:p>
+        </w:tc>
+        <w:tc>
+          <w:tcPr>
+            <w:shd w:val="clear" w:color="auto" w:fill="F5F8FF"/>
+            <w:tcW w:w="1152" w:type="dxa"/>
+          </w:tcPr>
+          <w:p>
+            <w:pPr>
+              <w:spacing w:after="20"/>
+            </w:pPr>
+            <w:r>
+              <w:rPr>
+                <w:color w:val="1E7A34"/>
+                <w:sz w:val="17"/>
+              </w:rPr>
+              <w:t>🟢 Low [XS]</w:t>
+            </w:r>
+          </w:p>
+        </w:tc>
+        <w:tc>
+          <w:tcPr>
+            <w:shd w:val="clear" w:color="auto" w:fill="F5F8FF"/>
+            <w:tcW w:w="1872" w:type="dxa"/>
+          </w:tcPr>
+          <w:p>
+            <w:pPr>
+              <w:spacing w:after="20"/>
+            </w:pPr>
+            <w:r>
+              <w:rPr>
+                <w:color w:val="444444"/>
+                <w:sz w:val="17"/>
+              </w:rPr>
+              <w:t>Field Resolver</w:t>
+            </w:r>
+          </w:p>
+          <w:p>
+            <w:pPr>
+              <w:spacing w:after="20"/>
+            </w:pPr>
+            <w:r>
+              <w:rPr>
+                <w:color w:val="444444"/>
+                <w:sz w:val="16"/>
+              </w:rPr>
+              <w:t xml:space="preserve">Calls: </w:t>
+            </w:r>
+            <w:r>
+              <w:rPr>
+                <w:color w:val="373737"/>
+                <w:sz w:val="16"/>
+              </w:rPr>
+              <w:t>sample</w:t>
+            </w:r>
+          </w:p>
+        </w:tc>
+        <w:tc>
+          <w:tcPr>
+            <w:shd w:val="clear" w:color="auto" w:fill="F5F8FF"/>
+            <w:tcW w:w="1368" w:type="dxa"/>
+          </w:tcPr>
+          <w:p>
+            <w:pPr>
+              <w:spacing w:after="20"/>
+            </w:pPr>
+            <w:r>
+              <w:rPr>
+                <w:color w:val="444444"/>
+                <w:sz w:val="17"/>
+              </w:rPr>
+              <w:t>B-02 (carries B-05 `getSampleMeasurement`, grouped-XS merged)</w:t>
+            </w:r>
+          </w:p>
+        </w:tc>
+        <w:tc>
+          <w:tcPr>
+            <w:shd w:val="clear" w:color="auto" w:fill="F5F8FF"/>
+            <w:tcW w:w="5976" w:type="dxa"/>
+          </w:tcPr>
+          <w:p>
+            <w:pPr>
+              <w:spacing w:after="20"/>
+            </w:pPr>
+            <w:r>
+              <w:rPr>
+                <w:b/>
+                <w:color w:val="373737"/>
+                <w:sz w:val="17"/>
+              </w:rPr>
+              <w:t xml:space="preserve">Intent — </w:t>
+            </w:r>
+            <w:r>
+              <w:rPr>
+                <w:color w:val="373737"/>
+                <w:sz w:val="17"/>
+              </w:rPr>
+              <w:t xml:space="preserve">Adds </w:t>
+            </w:r>
+            <w:r>
+              <w:rPr>
+                <w:rFonts w:ascii="Courier New" w:hAnsi="Courier New"/>
+                <w:sz w:val="17"/>
+              </w:rPr>
+              <w:t>sample { … }</w:t>
+            </w:r>
+            <w:r>
+              <w:rPr>
+                <w:color w:val="373737"/>
+                <w:sz w:val="17"/>
+              </w:rPr>
+              <w:t xml:space="preserve"> on the sample measurement set — the forward twin of the existing</w:t>
+            </w:r>
+          </w:p>
+          <w:p>
+            <w:pPr>
+              <w:spacing w:after="20"/>
+            </w:pPr>
+            <w:r>
+              <w:rPr>
+                <w:b/>
+                <w:color w:val="373737"/>
+                <w:sz w:val="17"/>
+              </w:rPr>
+              <w:t xml:space="preserve">Today — </w:t>
+            </w:r>
+            <w:r>
+              <w:rPr>
+                <w:color w:val="373737"/>
+                <w:sz w:val="17"/>
+              </w:rPr>
+              <w:t>schema adds sample: SampleV2 on SampleMeasurementSet; resolver emits</w:t>
+            </w:r>
+          </w:p>
+          <w:p>
+            <w:pPr>
+              <w:spacing w:after="20"/>
+            </w:pPr>
+            <w:r>
+              <w:rPr>
+                <w:b/>
+                <w:color w:val="373737"/>
+                <w:sz w:val="17"/>
+              </w:rPr>
+              <w:t>Done when:</w:t>
+            </w:r>
+          </w:p>
+          <w:p>
+            <w:pPr>
+              <w:spacing w:after="20"/>
+              <w:ind w:left="173"/>
+            </w:pPr>
+            <w:r>
+              <w:rPr>
+                <w:color w:val="444444"/>
+                <w:sz w:val="17"/>
+              </w:rPr>
+              <w:t xml:space="preserve">• </w:t>
+            </w:r>
+            <w:r>
+              <w:rPr>
+                <w:color w:val="373737"/>
+                <w:sz w:val="17"/>
+              </w:rPr>
+              <w:t>PO approval recorded (OQ-5) before implementation starts</w:t>
+            </w:r>
+          </w:p>
+          <w:p>
+            <w:pPr>
+              <w:spacing w:after="20"/>
+              <w:ind w:left="173"/>
+            </w:pPr>
+            <w:r>
+              <w:rPr>
+                <w:color w:val="444444"/>
+                <w:sz w:val="17"/>
+              </w:rPr>
+              <w:t xml:space="preserve">• </w:t>
+            </w:r>
+            <w:r>
+              <w:rPr>
+                <w:rFonts w:ascii="Courier New" w:hAnsi="Courier New"/>
+                <w:sz w:val="17"/>
+              </w:rPr>
+              <w:t>sample { id }</w:t>
+            </w:r>
+            <w:r>
+              <w:rPr>
+                <w:color w:val="373737"/>
+                <w:sz w:val="17"/>
+              </w:rPr>
+              <w:t xml:space="preserve"> resolves as a stub; </w:t>
+            </w:r>
+            <w:r>
+              <w:rPr>
+                <w:rFonts w:ascii="Courier New" w:hAnsi="Courier New"/>
+                <w:sz w:val="17"/>
+              </w:rPr>
+              <w:t>sampleId</w:t>
+            </w:r>
+            <w:r>
+              <w:rPr>
+                <w:color w:val="373737"/>
+                <w:sz w:val="17"/>
+              </w:rPr>
+              <w:t xml:space="preserve"> unchanged</w:t>
+            </w:r>
+          </w:p>
+          <w:p>
+            <w:pPr>
+              <w:spacing w:after="20"/>
+              <w:ind w:left="173"/>
+            </w:pPr>
+            <w:r>
+              <w:rPr>
+                <w:color w:val="444444"/>
+                <w:sz w:val="17"/>
+              </w:rPr>
+              <w:t xml:space="preserve">• </w:t>
+            </w:r>
+            <w:r>
+              <w:rPr>
+                <w:color w:val="373737"/>
+                <w:sz w:val="17"/>
+              </w:rPr>
+              <w:t>Pairs cleanly with MST-BE-H-01 (no circular resolution at the gateway — verified by a two-hop smoke query)</w:t>
             </w:r>
           </w:p>
         </w:tc>
@@ -15003,6 +15010,34 @@
               </w:rPr>
               <w:t>MST-BE-B-04</w:t>
             </w:r>
+            <w:r>
+              <w:rPr>
+                <w:color w:val="373737"/>
+                <w:sz w:val="18"/>
+              </w:rPr>
+              <w:t xml:space="preserve">, </w:t>
+            </w:r>
+            <w:r>
+              <w:rPr>
+                <w:rFonts w:ascii="Courier New" w:hAnsi="Courier New"/>
+                <w:sz w:val="18"/>
+              </w:rPr>
+              <w:t>MST-BE-G-01</w:t>
+            </w:r>
+            <w:r>
+              <w:rPr>
+                <w:color w:val="373737"/>
+                <w:sz w:val="18"/>
+              </w:rPr>
+              <w:t xml:space="preserve">, </w:t>
+            </w:r>
+            <w:r>
+              <w:rPr>
+                <w:rFonts w:ascii="Courier New" w:hAnsi="Courier New"/>
+                <w:sz w:val="18"/>
+              </w:rPr>
+              <w:t>MST-BE-G-07</w:t>
+            </w:r>
           </w:p>
         </w:tc>
         <w:tc>
@@ -15163,6 +15198,20 @@
                 <w:rFonts w:ascii="Courier New" w:hAnsi="Courier New"/>
                 <w:sz w:val="18"/>
               </w:rPr>
+              <w:t>MST-BE-B-01</w:t>
+            </w:r>
+            <w:r>
+              <w:rPr>
+                <w:color w:val="373737"/>
+                <w:sz w:val="18"/>
+              </w:rPr>
+              <w:t xml:space="preserve">, </w:t>
+            </w:r>
+            <w:r>
+              <w:rPr>
+                <w:rFonts w:ascii="Courier New" w:hAnsi="Courier New"/>
+                <w:sz w:val="18"/>
+              </w:rPr>
               <w:t>MST-BE-C-01</w:t>
             </w:r>
             <w:r>
@@ -15178,6 +15227,34 @@
                 <w:sz w:val="18"/>
               </w:rPr>
               <w:t>MST-BE-C-02</w:t>
+            </w:r>
+            <w:r>
+              <w:rPr>
+                <w:color w:val="373737"/>
+                <w:sz w:val="18"/>
+              </w:rPr>
+              <w:t xml:space="preserve">, </w:t>
+            </w:r>
+            <w:r>
+              <w:rPr>
+                <w:rFonts w:ascii="Courier New" w:hAnsi="Courier New"/>
+                <w:sz w:val="18"/>
+              </w:rPr>
+              <w:t>MST-BE-G-01</w:t>
+            </w:r>
+            <w:r>
+              <w:rPr>
+                <w:color w:val="373737"/>
+                <w:sz w:val="18"/>
+              </w:rPr>
+              <w:t xml:space="preserve">, </w:t>
+            </w:r>
+            <w:r>
+              <w:rPr>
+                <w:rFonts w:ascii="Courier New" w:hAnsi="Courier New"/>
+                <w:sz w:val="18"/>
+              </w:rPr>
+              <w:t>MST-BE-G-07</w:t>
             </w:r>
           </w:p>
         </w:tc>
@@ -15335,6 +15412,20 @@
                 <w:sz w:val="18"/>
               </w:rPr>
               <w:t>MST-BE-B-03</w:t>
+            </w:r>
+            <w:r>
+              <w:rPr>
+                <w:color w:val="373737"/>
+                <w:sz w:val="18"/>
+              </w:rPr>
+              <w:t xml:space="preserve">, </w:t>
+            </w:r>
+            <w:r>
+              <w:rPr>
+                <w:rFonts w:ascii="Courier New" w:hAnsi="Courier New"/>
+                <w:sz w:val="18"/>
+              </w:rPr>
+              <w:t>MST-BE-B-04</w:t>
             </w:r>
           </w:p>
         </w:tc>
@@ -15770,21 +15861,7 @@
                 <w:color w:val="373737"/>
                 <w:sz w:val="18"/>
               </w:rPr>
-              <w:t xml:space="preserve">🟡 </w:t>
-            </w:r>
-            <w:r>
-              <w:rPr>
-                <w:rFonts w:ascii="Courier New" w:hAnsi="Courier New"/>
-                <w:sz w:val="18"/>
-              </w:rPr>
-              <w:t>MST-FE-001</w:t>
-            </w:r>
-            <w:r>
-              <w:rPr>
-                <w:color w:val="373737"/>
-                <w:sz w:val="18"/>
-              </w:rPr>
-              <w:t xml:space="preserve">, 🟢 </w:t>
+              <w:t xml:space="preserve">🟢 </w:t>
             </w:r>
             <w:r>
               <w:rPr>
@@ -15809,7 +15886,7 @@
                 <w:rFonts w:ascii="Courier New" w:hAnsi="Courier New"/>
                 <w:sz w:val="18"/>
               </w:rPr>
-              <w:t>MST-FE-001</w:t>
+              <w:t>MST-FE-003</w:t>
             </w:r>
             <w:r>
               <w:rPr>
@@ -15823,7 +15900,7 @@
                 <w:rFonts w:ascii="Courier New" w:hAnsi="Courier New"/>
                 <w:sz w:val="18"/>
               </w:rPr>
-              <w:t>MST-BE-B-01</w:t>
+              <w:t>MST-BE-B-02</w:t>
             </w:r>
             <w:r>
               <w:rPr>
@@ -15837,49 +15914,21 @@
                 <w:rFonts w:ascii="Courier New" w:hAnsi="Courier New"/>
                 <w:sz w:val="18"/>
               </w:rPr>
+              <w:t>MST-BE-B-03</w:t>
+            </w:r>
+            <w:r>
+              <w:rPr>
+                <w:color w:val="373737"/>
+                <w:sz w:val="18"/>
+              </w:rPr>
+              <w:t xml:space="preserve">, </w:t>
+            </w:r>
+            <w:r>
+              <w:rPr>
+                <w:rFonts w:ascii="Courier New" w:hAnsi="Courier New"/>
+                <w:sz w:val="18"/>
+              </w:rPr>
               <w:t>MST-BE-B-04</w:t>
-            </w:r>
-            <w:r>
-              <w:rPr>
-                <w:color w:val="373737"/>
-                <w:sz w:val="18"/>
-              </w:rPr>
-              <w:t>&lt;br&gt;</w:t>
-            </w:r>
-            <w:r>
-              <w:rPr>
-                <w:rFonts w:ascii="Courier New" w:hAnsi="Courier New"/>
-                <w:sz w:val="18"/>
-              </w:rPr>
-              <w:t>MST-FE-003</w:t>
-            </w:r>
-            <w:r>
-              <w:rPr>
-                <w:color w:val="373737"/>
-                <w:sz w:val="18"/>
-              </w:rPr>
-              <w:t xml:space="preserve"> → </w:t>
-            </w:r>
-            <w:r>
-              <w:rPr>
-                <w:rFonts w:ascii="Courier New" w:hAnsi="Courier New"/>
-                <w:sz w:val="18"/>
-              </w:rPr>
-              <w:t>MST-BE-B-02</w:t>
-            </w:r>
-            <w:r>
-              <w:rPr>
-                <w:color w:val="373737"/>
-                <w:sz w:val="18"/>
-              </w:rPr>
-              <w:t xml:space="preserve">, </w:t>
-            </w:r>
-            <w:r>
-              <w:rPr>
-                <w:rFonts w:ascii="Courier New" w:hAnsi="Courier New"/>
-                <w:sz w:val="18"/>
-              </w:rPr>
-              <w:t>MST-BE-B-03</w:t>
             </w:r>
           </w:p>
         </w:tc>
@@ -15918,7 +15967,7 @@
                 <w:color w:val="373737"/>
                 <w:sz w:val="18"/>
               </w:rPr>
-              <w:t>2</w:t>
+              <w:t>3</w:t>
             </w:r>
           </w:p>
         </w:tc>
@@ -15944,7 +15993,7 @@
                 <w:rFonts w:ascii="Courier New" w:hAnsi="Courier New"/>
                 <w:sz w:val="18"/>
               </w:rPr>
-              <w:t>MST-FE-002</w:t>
+              <w:t>MST-FE-004</w:t>
             </w:r>
           </w:p>
         </w:tc>
@@ -15963,7 +16012,7 @@
                 <w:rFonts w:ascii="Courier New" w:hAnsi="Courier New"/>
                 <w:sz w:val="18"/>
               </w:rPr>
-              <w:t>MST-FE-002</w:t>
+              <w:t>MST-FE-004</w:t>
             </w:r>
             <w:r>
               <w:rPr>
@@ -15977,7 +16026,7 @@
                 <w:rFonts w:ascii="Courier New" w:hAnsi="Courier New"/>
                 <w:sz w:val="18"/>
               </w:rPr>
-              <w:t>MST-BE-C-01</w:t>
+              <w:t>MST-BE-D-03</w:t>
             </w:r>
             <w:r>
               <w:rPr>
@@ -15991,7 +16040,35 @@
                 <w:rFonts w:ascii="Courier New" w:hAnsi="Courier New"/>
                 <w:sz w:val="18"/>
               </w:rPr>
-              <w:t>MST-BE-C-02</w:t>
+              <w:t>MST-BE-D-04</w:t>
+            </w:r>
+            <w:r>
+              <w:rPr>
+                <w:color w:val="373737"/>
+                <w:sz w:val="18"/>
+              </w:rPr>
+              <w:t xml:space="preserve">, </w:t>
+            </w:r>
+            <w:r>
+              <w:rPr>
+                <w:rFonts w:ascii="Courier New" w:hAnsi="Courier New"/>
+                <w:sz w:val="18"/>
+              </w:rPr>
+              <w:t>MST-BE-D-06</w:t>
+            </w:r>
+            <w:r>
+              <w:rPr>
+                <w:color w:val="373737"/>
+                <w:sz w:val="18"/>
+              </w:rPr>
+              <w:t xml:space="preserve">, </w:t>
+            </w:r>
+            <w:r>
+              <w:rPr>
+                <w:rFonts w:ascii="Courier New" w:hAnsi="Courier New"/>
+                <w:sz w:val="18"/>
+              </w:rPr>
+              <w:t>MST-BE-D-07</w:t>
             </w:r>
           </w:p>
         </w:tc>
@@ -16010,7 +16087,7 @@
                 <w:color w:val="373737"/>
                 <w:sz w:val="18"/>
               </w:rPr>
-              <w:t>Search &amp; listing — needs backend phase C</w:t>
+              <w:t>Writes — needs backend phase D mutations</w:t>
             </w:r>
           </w:p>
         </w:tc>
@@ -16030,7 +16107,7 @@
                 <w:color w:val="373737"/>
                 <w:sz w:val="18"/>
               </w:rPr>
-              <w:t>3</w:t>
+              <w:t>4</w:t>
             </w:r>
           </w:p>
         </w:tc>
@@ -16055,7 +16132,21 @@
                 <w:rFonts w:ascii="Courier New" w:hAnsi="Courier New"/>
                 <w:sz w:val="18"/>
               </w:rPr>
-              <w:t>MST-FE-004</w:t>
+              <w:t>MST-FE-001</w:t>
+            </w:r>
+            <w:r>
+              <w:rPr>
+                <w:color w:val="373737"/>
+                <w:sz w:val="18"/>
+              </w:rPr>
+              <w:t xml:space="preserve">, 🟡 </w:t>
+            </w:r>
+            <w:r>
+              <w:rPr>
+                <w:rFonts w:ascii="Courier New" w:hAnsi="Courier New"/>
+                <w:sz w:val="18"/>
+              </w:rPr>
+              <w:t>MST-FE-002</w:t>
             </w:r>
           </w:p>
         </w:tc>
@@ -16073,7 +16164,7 @@
                 <w:rFonts w:ascii="Courier New" w:hAnsi="Courier New"/>
                 <w:sz w:val="18"/>
               </w:rPr>
-              <w:t>MST-FE-004</w:t>
+              <w:t>MST-FE-001</w:t>
             </w:r>
             <w:r>
               <w:rPr>
@@ -16087,7 +16178,7 @@
                 <w:rFonts w:ascii="Courier New" w:hAnsi="Courier New"/>
                 <w:sz w:val="18"/>
               </w:rPr>
-              <w:t>MST-BE-D-03</w:t>
+              <w:t>MST-BE-B-01</w:t>
             </w:r>
             <w:r>
               <w:rPr>
@@ -16101,7 +16192,7 @@
                 <w:rFonts w:ascii="Courier New" w:hAnsi="Courier New"/>
                 <w:sz w:val="18"/>
               </w:rPr>
-              <w:t>MST-BE-D-04</w:t>
+              <w:t>MST-BE-B-04</w:t>
             </w:r>
             <w:r>
               <w:rPr>
@@ -16115,7 +16206,7 @@
                 <w:rFonts w:ascii="Courier New" w:hAnsi="Courier New"/>
                 <w:sz w:val="18"/>
               </w:rPr>
-              <w:t>MST-BE-D-06</w:t>
+              <w:t>MST-BE-G-01</w:t>
             </w:r>
             <w:r>
               <w:rPr>
@@ -16129,7 +16220,84 @@
                 <w:rFonts w:ascii="Courier New" w:hAnsi="Courier New"/>
                 <w:sz w:val="18"/>
               </w:rPr>
-              <w:t>MST-BE-D-07</w:t>
+              <w:t>MST-BE-G-07</w:t>
+            </w:r>
+            <w:r>
+              <w:rPr>
+                <w:color w:val="373737"/>
+                <w:sz w:val="18"/>
+              </w:rPr>
+              <w:t>&lt;br&gt;</w:t>
+            </w:r>
+            <w:r>
+              <w:rPr>
+                <w:rFonts w:ascii="Courier New" w:hAnsi="Courier New"/>
+                <w:sz w:val="18"/>
+              </w:rPr>
+              <w:t>MST-FE-002</w:t>
+            </w:r>
+            <w:r>
+              <w:rPr>
+                <w:color w:val="373737"/>
+                <w:sz w:val="18"/>
+              </w:rPr>
+              <w:t xml:space="preserve"> → </w:t>
+            </w:r>
+            <w:r>
+              <w:rPr>
+                <w:rFonts w:ascii="Courier New" w:hAnsi="Courier New"/>
+                <w:sz w:val="18"/>
+              </w:rPr>
+              <w:t>MST-BE-B-01</w:t>
+            </w:r>
+            <w:r>
+              <w:rPr>
+                <w:color w:val="373737"/>
+                <w:sz w:val="18"/>
+              </w:rPr>
+              <w:t xml:space="preserve">, </w:t>
+            </w:r>
+            <w:r>
+              <w:rPr>
+                <w:rFonts w:ascii="Courier New" w:hAnsi="Courier New"/>
+                <w:sz w:val="18"/>
+              </w:rPr>
+              <w:t>MST-BE-C-01</w:t>
+            </w:r>
+            <w:r>
+              <w:rPr>
+                <w:color w:val="373737"/>
+                <w:sz w:val="18"/>
+              </w:rPr>
+              <w:t xml:space="preserve">, </w:t>
+            </w:r>
+            <w:r>
+              <w:rPr>
+                <w:rFonts w:ascii="Courier New" w:hAnsi="Courier New"/>
+                <w:sz w:val="18"/>
+              </w:rPr>
+              <w:t>MST-BE-C-02</w:t>
+            </w:r>
+            <w:r>
+              <w:rPr>
+                <w:color w:val="373737"/>
+                <w:sz w:val="18"/>
+              </w:rPr>
+              <w:t xml:space="preserve">, </w:t>
+            </w:r>
+            <w:r>
+              <w:rPr>
+                <w:rFonts w:ascii="Courier New" w:hAnsi="Courier New"/>
+                <w:sz w:val="18"/>
+              </w:rPr>
+              <w:t>MST-BE-G-01</w:t>
+            </w:r>
+            <w:r>
+              <w:rPr>
+                <w:color w:val="373737"/>
+                <w:sz w:val="18"/>
+              </w:rPr>
+              <w:t xml:space="preserve"> (+1)</w:t>
             </w:r>
           </w:p>
         </w:tc>
@@ -16147,7 +16315,7 @@
                 <w:color w:val="373737"/>
                 <w:sz w:val="18"/>
               </w:rPr>
-              <w:t>Writes — needs backend phase D mutations</w:t>
+              <w:t>Complex writes / sagas — needs backend phase E + ADR ratification</w:t>
             </w:r>
           </w:p>
         </w:tc>
@@ -16178,6 +16346,34 @@
           <w:rFonts w:ascii="Courier New" w:hAnsi="Courier New"/>
           <w:sz w:val="19"/>
         </w:rPr>
+        <w:t>MST-FE-003</w:t>
+      </w:r>
+      <w:r>
+        <w:rPr>
+          <w:color w:val="373737"/>
+          <w:sz w:val="19"/>
+        </w:rPr>
+        <w:t xml:space="preserve"> → </w:t>
+      </w:r>
+      <w:r>
+        <w:rPr>
+          <w:rFonts w:ascii="Courier New" w:hAnsi="Courier New"/>
+          <w:sz w:val="19"/>
+        </w:rPr>
+        <w:t>MST-FE-004</w:t>
+      </w:r>
+      <w:r>
+        <w:rPr>
+          <w:color w:val="373737"/>
+          <w:sz w:val="19"/>
+        </w:rPr>
+        <w:t xml:space="preserve"> → </w:t>
+      </w:r>
+      <w:r>
+        <w:rPr>
+          <w:rFonts w:ascii="Courier New" w:hAnsi="Courier New"/>
+          <w:sz w:val="19"/>
+        </w:rPr>
         <w:t>MST-FE-001</w:t>
       </w:r>
       <w:r>
@@ -16192,35 +16388,7 @@
           <w:rFonts w:ascii="Courier New" w:hAnsi="Courier New"/>
           <w:sz w:val="19"/>
         </w:rPr>
-        <w:t>MST-FE-003</w:t>
-      </w:r>
-      <w:r>
-        <w:rPr>
-          <w:color w:val="373737"/>
-          <w:sz w:val="19"/>
-        </w:rPr>
-        <w:t xml:space="preserve"> → </w:t>
-      </w:r>
-      <w:r>
-        <w:rPr>
-          <w:rFonts w:ascii="Courier New" w:hAnsi="Courier New"/>
-          <w:sz w:val="19"/>
-        </w:rPr>
         <w:t>MST-FE-002</w:t>
-      </w:r>
-      <w:r>
-        <w:rPr>
-          <w:color w:val="373737"/>
-          <w:sz w:val="19"/>
-        </w:rPr>
-        <w:t xml:space="preserve"> → </w:t>
-      </w:r>
-      <w:r>
-        <w:rPr>
-          <w:rFonts w:ascii="Courier New" w:hAnsi="Courier New"/>
-          <w:sz w:val="19"/>
-        </w:rPr>
-        <w:t>MST-FE-004</w:t>
       </w:r>
       <w:r>
         <w:rPr>
@@ -16402,21 +16570,7 @@
                 <w:color w:val="373737"/>
                 <w:sz w:val="18"/>
               </w:rPr>
-              <w:t xml:space="preserve">🟡 </w:t>
-            </w:r>
-            <w:r>
-              <w:rPr>
-                <w:rFonts w:ascii="Courier New" w:hAnsi="Courier New"/>
-                <w:sz w:val="18"/>
-              </w:rPr>
-              <w:t>MST-FE-001</w:t>
-            </w:r>
-            <w:r>
-              <w:rPr>
-                <w:color w:val="373737"/>
-                <w:sz w:val="18"/>
-              </w:rPr>
-              <w:t xml:space="preserve"> (4–6d)&lt;br&gt;🟢 </w:t>
+              <w:t xml:space="preserve">🟢 </w:t>
             </w:r>
             <w:r>
               <w:rPr>
@@ -16469,7 +16623,7 @@
                 <w:color w:val="373737"/>
                 <w:sz w:val="18"/>
               </w:rPr>
-              <w:t>2</w:t>
+              <w:t>3</w:t>
             </w:r>
           </w:p>
         </w:tc>
@@ -16495,14 +16649,14 @@
                 <w:rFonts w:ascii="Courier New" w:hAnsi="Courier New"/>
                 <w:sz w:val="18"/>
               </w:rPr>
-              <w:t>MST-FE-002</w:t>
-            </w:r>
-            <w:r>
-              <w:rPr>
-                <w:color w:val="373737"/>
-                <w:sz w:val="18"/>
-              </w:rPr>
-              <w:t xml:space="preserve"> (3–5d)</w:t>
+              <w:t>MST-FE-004</w:t>
+            </w:r>
+            <w:r>
+              <w:rPr>
+                <w:color w:val="373737"/>
+                <w:sz w:val="18"/>
+              </w:rPr>
+              <w:t xml:space="preserve"> (4–6d)</w:t>
             </w:r>
           </w:p>
         </w:tc>
@@ -16521,7 +16675,7 @@
                 <w:color w:val="373737"/>
                 <w:sz w:val="18"/>
               </w:rPr>
-              <w:t>Search &amp; listing — needs backend phase C</w:t>
+              <w:t>Writes — needs backend phase D mutations</w:t>
             </w:r>
           </w:p>
         </w:tc>
@@ -16541,7 +16695,7 @@
                 <w:color w:val="373737"/>
                 <w:sz w:val="18"/>
               </w:rPr>
-              <w:t>3</w:t>
+              <w:t>4</w:t>
             </w:r>
           </w:p>
         </w:tc>
@@ -16566,14 +16720,28 @@
                 <w:rFonts w:ascii="Courier New" w:hAnsi="Courier New"/>
                 <w:sz w:val="18"/>
               </w:rPr>
-              <w:t>MST-FE-004</w:t>
-            </w:r>
-            <w:r>
-              <w:rPr>
-                <w:color w:val="373737"/>
-                <w:sz w:val="18"/>
-              </w:rPr>
-              <w:t xml:space="preserve"> (4–6d)</w:t>
+              <w:t>MST-FE-001</w:t>
+            </w:r>
+            <w:r>
+              <w:rPr>
+                <w:color w:val="373737"/>
+                <w:sz w:val="18"/>
+              </w:rPr>
+              <w:t xml:space="preserve"> (4–6d)&lt;br&gt;🟡 </w:t>
+            </w:r>
+            <w:r>
+              <w:rPr>
+                <w:rFonts w:ascii="Courier New" w:hAnsi="Courier New"/>
+                <w:sz w:val="18"/>
+              </w:rPr>
+              <w:t>MST-FE-002</w:t>
+            </w:r>
+            <w:r>
+              <w:rPr>
+                <w:color w:val="373737"/>
+                <w:sz w:val="18"/>
+              </w:rPr>
+              <w:t xml:space="preserve"> (3–5d)</w:t>
             </w:r>
           </w:p>
         </w:tc>
@@ -16591,7 +16759,7 @@
                 <w:color w:val="373737"/>
                 <w:sz w:val="18"/>
               </w:rPr>
-              <w:t>Writes — needs backend phase D mutations</w:t>
+              <w:t>Complex writes / sagas — needs backend phase E + ADR ratification</w:t>
             </w:r>
           </w:p>
         </w:tc>

--- a/output/summary/measurement/FederatedGqlBreakDown-measurement.docx
+++ b/output/summary/measurement/FederatedGqlBreakDown-measurement.docx
@@ -192,7 +192,7 @@
           <w:color w:val="444444"/>
           <w:sz w:val="18"/>
         </w:rPr>
-        <w:t xml:space="preserve">   |   Generated: 2026-07-19</w:t>
+        <w:t xml:space="preserve">   |   Generated: 2026-07-21</w:t>
       </w:r>
     </w:p>
     <w:p>
@@ -887,7 +887,7 @@
                 <w:color w:val="373737"/>
                 <w:sz w:val="18"/>
               </w:rPr>
-              <w:t>20</w:t>
+              <w:t>30</w:t>
             </w:r>
           </w:p>
         </w:tc>
@@ -906,7 +906,7 @@
                 <w:color w:val="373737"/>
                 <w:sz w:val="18"/>
               </w:rPr>
-              <w:t>green-field</w:t>
+              <w:t>green-field (20 core + 10 sub-domain: measurement-template, size-template, tight-fit)</w:t>
             </w:r>
           </w:p>
         </w:tc>
@@ -12064,6 +12064,54 @@
               <w:t>Parity vs current product resolver</w:t>
             </w:r>
           </w:p>
+          <w:p>
+            <w:pPr>
+              <w:spacing w:after="20"/>
+              <w:ind w:left="173"/>
+            </w:pPr>
+            <w:r>
+              <w:rPr>
+                <w:color w:val="444444"/>
+                <w:sz w:val="17"/>
+              </w:rPr>
+              <w:t xml:space="preserve">• </w:t>
+            </w:r>
+            <w:r>
+              <w:rPr>
+                <w:color w:val="373737"/>
+                <w:sz w:val="17"/>
+              </w:rPr>
+              <w:t xml:space="preserve">Field resolver uses a </w:t>
+            </w:r>
+            <w:r>
+              <w:rPr>
+                <w:rFonts w:ascii="Courier New" w:hAnsi="Courier New"/>
+                <w:sz w:val="17"/>
+              </w:rPr>
+              <w:t>MappedBatchLoader&lt;String, List&lt;SPARK_MeasurementSet&gt;&gt;</w:t>
+            </w:r>
+            <w:r>
+              <w:rPr>
+                <w:color w:val="373737"/>
+                <w:sz w:val="17"/>
+              </w:rPr>
+              <w:t xml:space="preserve"> (</w:t>
+            </w:r>
+            <w:r>
+              <w:rPr>
+                <w:rFonts w:ascii="Courier New" w:hAnsi="Courier New"/>
+                <w:sz w:val="17"/>
+              </w:rPr>
+              <w:t>measurementSetsByProductIdLoader</w:t>
+            </w:r>
+            <w:r>
+              <w:rPr>
+                <w:color w:val="373737"/>
+                <w:sz w:val="17"/>
+              </w:rPr>
+              <w:t>) — when the parent query returns N products, measurement sets are resolved in 1 batched call (not N)</w:t>
+            </w:r>
+          </w:p>
         </w:tc>
       </w:tr>
     </w:tbl>
@@ -14573,7 +14621,7 @@
                 <w:color w:val="373737"/>
                 <w:sz w:val="18"/>
               </w:rPr>
-              <w:t>2026-07-19</w:t>
+              <w:t>2026-07-21</w:t>
             </w:r>
           </w:p>
         </w:tc>

--- a/output/summary/measurement/FederatedGqlBreakDown-measurement.docx
+++ b/output/summary/measurement/FederatedGqlBreakDown-measurement.docx
@@ -192,7 +192,7 @@
           <w:color w:val="444444"/>
           <w:sz w:val="18"/>
         </w:rPr>
-        <w:t xml:space="preserve">   |   Generated: 2026-07-21</w:t>
+        <w:t xml:space="preserve">   |   Generated: 2026-07-24</w:t>
       </w:r>
     </w:p>
     <w:p>
@@ -14621,7 +14621,7 @@
                 <w:color w:val="373737"/>
                 <w:sz w:val="18"/>
               </w:rPr>
-              <w:t>2026-07-21</w:t>
+              <w:t>2026-07-24</w:t>
             </w:r>
           </w:p>
         </w:tc>
